--- a/Much_Ado_about_Nothing_Appearances.docx
+++ b/Much_Ado_about_Nothing_Appearances.docx
@@ -23,7 +23,11 @@
       </w:pPr>
       <w:r>
         <w:rPr/>
-        <w:t>Differences in Social Context Between Elizabethan and Modern</w:t>
+        <w:t>Exploring D</w:t>
+      </w:r>
+      <w:r>
+        <w:rPr/>
+        <w:t>ifferences in Social Context Between Elizabethan and Modern</w:t>
       </w:r>
     </w:p>
     <w:p>
@@ -162,7 +166,8 @@
     </w:p>
     <w:sectPr>
       <w:headerReference w:type="even" r:id="rId2"/>
-      <w:headerReference w:type="first" r:id="rId3"/>
+      <w:headerReference w:type="default" r:id="rId3"/>
+      <w:headerReference w:type="first" r:id="rId4"/>
       <w:type w:val="nextPage"/>
       <w:pgSz w:w="12240" w:h="15840"/>
       <w:pgMar w:left="1440" w:right="1440" w:gutter="0" w:header="0" w:top="720" w:footer="0" w:bottom="1440"/>
@@ -190,7 +195,31 @@
 </file>
 
 <file path=word/header2.xml><?xml version="1.0" encoding="utf-8"?>
-<w:hdr xmlns:o="urn:schemas-microsoft-com:office:office" xmlns:r="http://schemas.openxmlformats.org/officeDocument/2006/relationships" xmlns:v="urn:schemas-microsoft-com:vml" xmlns:w="http://schemas.openxmlformats.org/wordprocessingml/2006/main" xmlns:w10="urn:schemas-microsoft-com:office:word" xmlns:wp="http://schemas.openxmlformats.org/drawingml/2006/wordprocessingDrawing" xmlns:wps="http://schemas.microsoft.com/office/word/2010/wordprocessingShape" xmlns:wpg="http://schemas.microsoft.com/office/word/2010/wordprocessingGroup" xmlns:mc="http://schemas.openxmlformats.org/markup-compatibility/2006" xmlns:wp14="http://schemas.microsoft.com/office/word/2010/wordprocessingDrawing" xmlns:w14="http://schemas.microsoft.com/office/word/2010/wordml" xmlns:w15="http://schemas.microsoft.com/office/word/2012/wordml" mc:Ignorable="w14 wp14 w15"/>
+<w:hdr xmlns:o="urn:schemas-microsoft-com:office:office" xmlns:r="http://schemas.openxmlformats.org/officeDocument/2006/relationships" xmlns:v="urn:schemas-microsoft-com:vml" xmlns:w="http://schemas.openxmlformats.org/wordprocessingml/2006/main" xmlns:w10="urn:schemas-microsoft-com:office:word" xmlns:wp="http://schemas.openxmlformats.org/drawingml/2006/wordprocessingDrawing" xmlns:wps="http://schemas.microsoft.com/office/word/2010/wordprocessingShape" xmlns:wpg="http://schemas.microsoft.com/office/word/2010/wordprocessingGroup" xmlns:mc="http://schemas.openxmlformats.org/markup-compatibility/2006" xmlns:wp14="http://schemas.microsoft.com/office/word/2010/wordprocessingDrawing" xmlns:w14="http://schemas.microsoft.com/office/word/2010/wordml" xmlns:w15="http://schemas.microsoft.com/office/word/2012/wordml" mc:Ignorable="w14 wp14 w15">
+  <w:p>
+    <w:pPr>
+      <w:pStyle w:val="Header"/>
+      <w:rPr/>
+    </w:pPr>
+    <w:r>
+      <w:rPr/>
+    </w:r>
+  </w:p>
+</w:hdr>
+</file>
+
+<file path=word/header3.xml><?xml version="1.0" encoding="utf-8"?>
+<w:hdr xmlns:o="urn:schemas-microsoft-com:office:office" xmlns:r="http://schemas.openxmlformats.org/officeDocument/2006/relationships" xmlns:v="urn:schemas-microsoft-com:vml" xmlns:w="http://schemas.openxmlformats.org/wordprocessingml/2006/main" xmlns:w10="urn:schemas-microsoft-com:office:word" xmlns:wp="http://schemas.openxmlformats.org/drawingml/2006/wordprocessingDrawing" xmlns:wps="http://schemas.microsoft.com/office/word/2010/wordprocessingShape" xmlns:wpg="http://schemas.microsoft.com/office/word/2010/wordprocessingGroup" xmlns:mc="http://schemas.openxmlformats.org/markup-compatibility/2006" xmlns:wp14="http://schemas.microsoft.com/office/word/2010/wordprocessingDrawing" xmlns:w14="http://schemas.microsoft.com/office/word/2010/wordml" xmlns:w15="http://schemas.microsoft.com/office/word/2012/wordml" mc:Ignorable="w14 wp14 w15">
+  <w:p>
+    <w:pPr>
+      <w:pStyle w:val="Header"/>
+      <w:rPr/>
+    </w:pPr>
+    <w:r>
+      <w:rPr/>
+    </w:r>
+  </w:p>
+</w:hdr>
 </file>
 
 <file path=word/styles.xml><?xml version="1.0" encoding="utf-8"?>
@@ -216,6 +245,7 @@
     <w:qFormat/>
     <w:pPr>
       <w:widowControl/>
+      <w:suppressAutoHyphens w:val="true"/>
       <w:bidi w:val="0"/>
       <w:spacing w:before="0" w:after="0"/>
       <w:jc w:val="left"/>

--- a/Much_Ado_about_Nothing_Appearances.docx
+++ b/Much_Ado_about_Nothing_Appearances.docx
@@ -2,34 +2,6 @@
 <file path=word/document.xml><?xml version="1.0" encoding="utf-8"?>
 <w:document xmlns:o="urn:schemas-microsoft-com:office:office" xmlns:r="http://schemas.openxmlformats.org/officeDocument/2006/relationships" xmlns:v="urn:schemas-microsoft-com:vml" xmlns:w="http://schemas.openxmlformats.org/wordprocessingml/2006/main" xmlns:w10="urn:schemas-microsoft-com:office:word" xmlns:wp="http://schemas.openxmlformats.org/drawingml/2006/wordprocessingDrawing" xmlns:wps="http://schemas.microsoft.com/office/word/2010/wordprocessingShape" xmlns:wpg="http://schemas.microsoft.com/office/word/2010/wordprocessingGroup" xmlns:mc="http://schemas.openxmlformats.org/markup-compatibility/2006" xmlns:wp14="http://schemas.microsoft.com/office/word/2010/wordprocessingDrawing" xmlns:w14="http://schemas.microsoft.com/office/word/2010/wordml" xmlns:w15="http://schemas.microsoft.com/office/word/2012/wordml" mc:Ignorable="w14 wp14 w15">
   <w:body>
-    <w:p>
-      <w:pPr>
-        <w:pStyle w:val="Normal"/>
-        <w:spacing w:lineRule="auto" w:line="480"/>
-        <w:jc w:val="center"/>
-        <w:rPr/>
-      </w:pPr>
-      <w:r>
-        <w:rPr/>
-        <w:t>Much Ado About Appearances</w:t>
-      </w:r>
-    </w:p>
-    <w:p>
-      <w:pPr>
-        <w:pStyle w:val="Normal"/>
-        <w:spacing w:lineRule="auto" w:line="480"/>
-        <w:jc w:val="center"/>
-        <w:rPr/>
-      </w:pPr>
-      <w:r>
-        <w:rPr/>
-        <w:t>Exploring D</w:t>
-      </w:r>
-      <w:r>
-        <w:rPr/>
-        <w:t>ifferences in Social Context Between Elizabethan and Modern</w:t>
-      </w:r>
-    </w:p>
     <w:p>
       <w:pPr>
         <w:pStyle w:val="Normal"/>
